--- a/knowledge-base/Документы/ИП Жукова/ИП Курсеитова/Договор поставки НЖ 2026 бланк ВТБ_ ИП ЖУКОВА.docx
+++ b/knowledge-base/Документы/ИП Жукова/ИП Курсеитова/Договор поставки НЖ 2026 бланк ВТБ_ ИП ЖУКОВА.docx
@@ -5501,6 +5501,8 @@
         </w:tabs>
         <w:ind w:right="142"/>
         <w:rPr>
+          <w:b w:val="1"/>
+          <w:bCs w:val="1"/>
           <w:sz w:val="18"/>
           <w:szCs w:val="18"/>
         </w:rPr>
@@ -5512,6 +5514,649 @@
           <w:rtl w:val="0"/>
         </w:rPr>
         <w:t xml:space="preserve">ID абонента: 2BEaf9bccb5ff2e4303b03102e1c8ea0c63</w:t>
+      </w:r>
+      <w:r>
+        <w:rPr>
+          <w:rtl w:val="0"/>
+        </w:rPr>
+      </w:r>
+    </w:p>
+    <w:p>
+      <w:pPr>
+        <w:tabs>
+          <w:tab w:val="left" w:leader="none" w:pos="1080"/>
+        </w:tabs>
+        <w:ind w:right="142"/>
+        <w:rPr>
+          <w:b w:val="1"/>
+          <w:bCs w:val="1"/>
+          <w:sz w:val="18"/>
+          <w:szCs w:val="18"/>
+        </w:rPr>
+      </w:pPr>
+      <w:r>
+        <w:rPr>
+          <w:rtl w:val="0"/>
+        </w:rPr>
+      </w:r>
+    </w:p>
+    <w:p>
+      <w:pPr>
+        <w:tabs>
+          <w:tab w:val="left" w:leader="none" w:pos="1080"/>
+        </w:tabs>
+        <w:ind w:right="142"/>
+        <w:rPr>
+          <w:b w:val="1"/>
+          <w:bCs w:val="1"/>
+          <w:sz w:val="18"/>
+          <w:szCs w:val="18"/>
+        </w:rPr>
+      </w:pPr>
+      <w:r>
+        <w:rPr>
+          <w:b w:val="1"/>
+          <w:bCs w:val="1"/>
+          <w:sz w:val="18"/>
+          <w:szCs w:val="18"/>
+          <w:rtl w:val="0"/>
+        </w:rPr>
+        <w:t xml:space="preserve">Коммерческий директор</w:t>
+      </w:r>
+    </w:p>
+    <w:p>
+      <w:pPr>
+        <w:tabs>
+          <w:tab w:val="left" w:leader="none" w:pos="1080"/>
+        </w:tabs>
+        <w:ind w:right="142"/>
+        <w:rPr>
+          <w:b w:val="1"/>
+          <w:bCs w:val="1"/>
+          <w:sz w:val="18"/>
+          <w:szCs w:val="18"/>
+        </w:rPr>
+      </w:pPr>
+      <w:r>
+        <w:rPr>
+          <w:rtl w:val="0"/>
+        </w:rPr>
+      </w:r>
+    </w:p>
+    <w:p>
+      <w:pPr>
+        <w:tabs>
+          <w:tab w:val="left" w:leader="none" w:pos="1080"/>
+        </w:tabs>
+        <w:ind w:right="142"/>
+        <w:rPr>
+          <w:b w:val="1"/>
+          <w:bCs w:val="1"/>
+          <w:sz w:val="18"/>
+          <w:szCs w:val="18"/>
+        </w:rPr>
+      </w:pPr>
+      <w:r>
+        <w:rPr>
+          <w:b w:val="1"/>
+          <w:bCs w:val="1"/>
+          <w:sz w:val="18"/>
+          <w:szCs w:val="18"/>
+          <w:rtl w:val="0"/>
+        </w:rPr>
+        <w:t xml:space="preserve">____________________/С.А.Лещина/</w:t>
+      </w:r>
+    </w:p>
+    <w:p>
+      <w:pPr>
+        <w:tabs>
+          <w:tab w:val="left" w:leader="none" w:pos="1080"/>
+        </w:tabs>
+        <w:ind w:right="142"/>
+        <w:rPr>
+          <w:sz w:val="18"/>
+          <w:szCs w:val="18"/>
+        </w:rPr>
+      </w:pPr>
+      <w:r>
+        <w:rPr>
+          <w:sz w:val="18"/>
+          <w:szCs w:val="18"/>
+          <w:rtl w:val="0"/>
+        </w:rPr>
+        <w:t xml:space="preserve">       м.п.</w:t>
+      </w:r>
+    </w:p>
+    <w:p>
+      <w:pPr>
+        <w:tabs>
+          <w:tab w:val="left" w:leader="none" w:pos="1080"/>
+        </w:tabs>
+        <w:ind w:right="142"/>
+        <w:rPr>
+          <w:b w:val="1"/>
+          <w:bCs w:val="1"/>
+          <w:sz w:val="18"/>
+          <w:szCs w:val="18"/>
+        </w:rPr>
+      </w:pPr>
+      <w:r>
+        <w:rPr>
+          <w:rtl w:val="0"/>
+        </w:rPr>
+      </w:r>
+    </w:p>
+    <w:p>
+      <w:pPr>
+        <w:tabs>
+          <w:tab w:val="left" w:leader="none" w:pos="1080"/>
+        </w:tabs>
+        <w:ind w:right="142"/>
+        <w:rPr>
+          <w:b w:val="1"/>
+          <w:bCs w:val="1"/>
+          <w:sz w:val="18"/>
+          <w:szCs w:val="18"/>
+        </w:rPr>
+      </w:pPr>
+      <w:r>
+        <w:rPr>
+          <w:rtl w:val="0"/>
+        </w:rPr>
+      </w:r>
+    </w:p>
+    <w:p>
+      <w:pPr>
+        <w:tabs>
+          <w:tab w:val="left" w:leader="none" w:pos="1080"/>
+        </w:tabs>
+        <w:ind w:right="142"/>
+        <w:rPr>
+          <w:b w:val="1"/>
+          <w:bCs w:val="1"/>
+          <w:sz w:val="18"/>
+          <w:szCs w:val="18"/>
+        </w:rPr>
+      </w:pPr>
+      <w:r>
+        <w:rPr>
+          <w:rtl w:val="0"/>
+        </w:rPr>
+      </w:r>
+    </w:p>
+    <w:p>
+      <w:pPr>
+        <w:tabs>
+          <w:tab w:val="left" w:leader="none" w:pos="1080"/>
+        </w:tabs>
+        <w:ind w:right="142"/>
+        <w:rPr>
+          <w:b w:val="1"/>
+          <w:bCs w:val="1"/>
+          <w:sz w:val="18"/>
+          <w:szCs w:val="18"/>
+        </w:rPr>
+      </w:pPr>
+      <w:r>
+        <w:rPr>
+          <w:rtl w:val="0"/>
+        </w:rPr>
+      </w:r>
+    </w:p>
+    <w:p>
+      <w:pPr>
+        <w:tabs>
+          <w:tab w:val="left" w:leader="none" w:pos="1080"/>
+        </w:tabs>
+        <w:ind w:right="142"/>
+        <w:rPr>
+          <w:b w:val="1"/>
+          <w:bCs w:val="1"/>
+          <w:sz w:val="18"/>
+          <w:szCs w:val="18"/>
+        </w:rPr>
+      </w:pPr>
+      <w:r>
+        <w:rPr>
+          <w:rtl w:val="0"/>
+        </w:rPr>
+      </w:r>
+    </w:p>
+    <w:p>
+      <w:pPr>
+        <w:tabs>
+          <w:tab w:val="left" w:leader="none" w:pos="1080"/>
+        </w:tabs>
+        <w:ind w:right="142"/>
+        <w:rPr>
+          <w:b w:val="1"/>
+          <w:bCs w:val="1"/>
+          <w:sz w:val="18"/>
+          <w:szCs w:val="18"/>
+        </w:rPr>
+      </w:pPr>
+      <w:r>
+        <w:rPr>
+          <w:rtl w:val="0"/>
+        </w:rPr>
+      </w:r>
+    </w:p>
+    <w:p>
+      <w:pPr>
+        <w:tabs>
+          <w:tab w:val="left" w:leader="none" w:pos="1080"/>
+        </w:tabs>
+        <w:ind w:right="142"/>
+        <w:rPr>
+          <w:b w:val="1"/>
+          <w:bCs w:val="1"/>
+          <w:sz w:val="18"/>
+          <w:szCs w:val="18"/>
+        </w:rPr>
+      </w:pPr>
+      <w:r>
+        <w:rPr>
+          <w:rtl w:val="0"/>
+        </w:rPr>
+      </w:r>
+    </w:p>
+    <w:p>
+      <w:pPr>
+        <w:tabs>
+          <w:tab w:val="left" w:leader="none" w:pos="1080"/>
+        </w:tabs>
+        <w:ind w:right="142"/>
+        <w:rPr>
+          <w:b w:val="1"/>
+          <w:bCs w:val="1"/>
+          <w:sz w:val="18"/>
+          <w:szCs w:val="18"/>
+        </w:rPr>
+      </w:pPr>
+      <w:r>
+        <w:rPr>
+          <w:rtl w:val="0"/>
+        </w:rPr>
+      </w:r>
+    </w:p>
+    <w:p>
+      <w:pPr>
+        <w:tabs>
+          <w:tab w:val="left" w:leader="none" w:pos="1080"/>
+        </w:tabs>
+        <w:ind w:right="142"/>
+        <w:rPr>
+          <w:b w:val="1"/>
+          <w:bCs w:val="1"/>
+          <w:sz w:val="18"/>
+          <w:szCs w:val="18"/>
+        </w:rPr>
+      </w:pPr>
+      <w:r>
+        <w:rPr>
+          <w:rtl w:val="0"/>
+        </w:rPr>
+      </w:r>
+    </w:p>
+    <w:p>
+      <w:pPr>
+        <w:tabs>
+          <w:tab w:val="left" w:leader="none" w:pos="1080"/>
+        </w:tabs>
+        <w:ind w:right="142"/>
+        <w:rPr>
+          <w:b w:val="1"/>
+          <w:bCs w:val="1"/>
+          <w:sz w:val="18"/>
+          <w:szCs w:val="18"/>
+        </w:rPr>
+      </w:pPr>
+      <w:r>
+        <w:rPr>
+          <w:rtl w:val="0"/>
+        </w:rPr>
+      </w:r>
+    </w:p>
+    <w:p>
+      <w:pPr>
+        <w:tabs>
+          <w:tab w:val="left" w:leader="none" w:pos="1080"/>
+        </w:tabs>
+        <w:ind w:right="142"/>
+        <w:rPr>
+          <w:b w:val="1"/>
+          <w:bCs w:val="1"/>
+          <w:sz w:val="18"/>
+          <w:szCs w:val="18"/>
+        </w:rPr>
+      </w:pPr>
+      <w:r>
+        <w:rPr>
+          <w:rtl w:val="0"/>
+        </w:rPr>
+      </w:r>
+    </w:p>
+    <w:p>
+      <w:pPr>
+        <w:tabs>
+          <w:tab w:val="left" w:leader="none" w:pos="1080"/>
+        </w:tabs>
+        <w:ind w:right="142"/>
+        <w:rPr>
+          <w:b w:val="1"/>
+          <w:bCs w:val="1"/>
+          <w:sz w:val="18"/>
+          <w:szCs w:val="18"/>
+        </w:rPr>
+      </w:pPr>
+      <w:r>
+        <w:rPr>
+          <w:rtl w:val="0"/>
+        </w:rPr>
+      </w:r>
+    </w:p>
+    <w:p>
+      <w:pPr>
+        <w:tabs>
+          <w:tab w:val="left" w:leader="none" w:pos="1080"/>
+        </w:tabs>
+        <w:ind w:right="142"/>
+        <w:rPr>
+          <w:b w:val="1"/>
+          <w:bCs w:val="1"/>
+          <w:sz w:val="18"/>
+          <w:szCs w:val="18"/>
+        </w:rPr>
+      </w:pPr>
+      <w:r>
+        <w:rPr>
+          <w:rtl w:val="0"/>
+        </w:rPr>
+      </w:r>
+    </w:p>
+    <w:p>
+      <w:pPr>
+        <w:tabs>
+          <w:tab w:val="left" w:leader="none" w:pos="1080"/>
+        </w:tabs>
+        <w:ind w:right="142"/>
+        <w:rPr>
+          <w:b w:val="1"/>
+          <w:bCs w:val="1"/>
+          <w:sz w:val="18"/>
+          <w:szCs w:val="18"/>
+        </w:rPr>
+      </w:pPr>
+      <w:r>
+        <w:rPr>
+          <w:rtl w:val="0"/>
+        </w:rPr>
+      </w:r>
+    </w:p>
+    <w:p>
+      <w:pPr>
+        <w:tabs>
+          <w:tab w:val="left" w:leader="none" w:pos="1080"/>
+        </w:tabs>
+        <w:ind w:right="142"/>
+        <w:rPr>
+          <w:b w:val="1"/>
+          <w:bCs w:val="1"/>
+          <w:sz w:val="18"/>
+          <w:szCs w:val="18"/>
+        </w:rPr>
+      </w:pPr>
+      <w:r>
+        <w:rPr>
+          <w:rtl w:val="0"/>
+        </w:rPr>
+      </w:r>
+    </w:p>
+    <w:p>
+      <w:pPr>
+        <w:tabs>
+          <w:tab w:val="left" w:leader="none" w:pos="1080"/>
+        </w:tabs>
+        <w:ind w:right="142"/>
+        <w:rPr>
+          <w:b w:val="1"/>
+          <w:bCs w:val="1"/>
+          <w:sz w:val="18"/>
+          <w:szCs w:val="18"/>
+        </w:rPr>
+      </w:pPr>
+      <w:r>
+        <w:rPr>
+          <w:rtl w:val="0"/>
+        </w:rPr>
+      </w:r>
+    </w:p>
+    <w:p>
+      <w:pPr>
+        <w:tabs>
+          <w:tab w:val="left" w:leader="none" w:pos="1080"/>
+        </w:tabs>
+        <w:ind w:right="142"/>
+        <w:rPr>
+          <w:b w:val="1"/>
+          <w:bCs w:val="1"/>
+          <w:sz w:val="18"/>
+          <w:szCs w:val="18"/>
+        </w:rPr>
+      </w:pPr>
+      <w:r>
+        <w:rPr>
+          <w:rtl w:val="0"/>
+        </w:rPr>
+      </w:r>
+    </w:p>
+    <w:p>
+      <w:pPr>
+        <w:tabs>
+          <w:tab w:val="left" w:leader="none" w:pos="1080"/>
+        </w:tabs>
+        <w:ind w:right="142"/>
+        <w:rPr>
+          <w:b w:val="1"/>
+          <w:bCs w:val="1"/>
+          <w:sz w:val="18"/>
+          <w:szCs w:val="18"/>
+        </w:rPr>
+      </w:pPr>
+      <w:r>
+        <w:rPr>
+          <w:rtl w:val="0"/>
+        </w:rPr>
+      </w:r>
+    </w:p>
+    <w:p>
+      <w:pPr>
+        <w:tabs>
+          <w:tab w:val="left" w:leader="none" w:pos="1080"/>
+        </w:tabs>
+        <w:ind w:right="142"/>
+        <w:rPr>
+          <w:b w:val="1"/>
+          <w:bCs w:val="1"/>
+          <w:sz w:val="18"/>
+          <w:szCs w:val="18"/>
+        </w:rPr>
+      </w:pPr>
+      <w:r>
+        <w:rPr>
+          <w:rtl w:val="0"/>
+        </w:rPr>
+      </w:r>
+    </w:p>
+    <w:p>
+      <w:pPr>
+        <w:tabs>
+          <w:tab w:val="left" w:leader="none" w:pos="1080"/>
+        </w:tabs>
+        <w:ind w:right="142"/>
+        <w:rPr>
+          <w:b w:val="1"/>
+          <w:bCs w:val="1"/>
+          <w:sz w:val="18"/>
+          <w:szCs w:val="18"/>
+        </w:rPr>
+      </w:pPr>
+      <w:r>
+        <w:rPr>
+          <w:rtl w:val="0"/>
+        </w:rPr>
+      </w:r>
+    </w:p>
+    <w:p>
+      <w:pPr>
+        <w:tabs>
+          <w:tab w:val="left" w:leader="none" w:pos="1080"/>
+        </w:tabs>
+        <w:ind w:right="142"/>
+        <w:rPr>
+          <w:b w:val="1"/>
+          <w:bCs w:val="1"/>
+          <w:sz w:val="18"/>
+          <w:szCs w:val="18"/>
+        </w:rPr>
+      </w:pPr>
+      <w:r>
+        <w:rPr>
+          <w:rtl w:val="0"/>
+        </w:rPr>
+      </w:r>
+    </w:p>
+    <w:p>
+      <w:pPr>
+        <w:tabs>
+          <w:tab w:val="left" w:leader="none" w:pos="1080"/>
+        </w:tabs>
+        <w:ind w:right="142"/>
+        <w:rPr>
+          <w:b w:val="1"/>
+          <w:bCs w:val="1"/>
+          <w:sz w:val="18"/>
+          <w:szCs w:val="18"/>
+        </w:rPr>
+      </w:pPr>
+      <w:r>
+        <w:rPr>
+          <w:rtl w:val="0"/>
+        </w:rPr>
+      </w:r>
+    </w:p>
+    <w:p>
+      <w:pPr>
+        <w:tabs>
+          <w:tab w:val="left" w:leader="none" w:pos="1080"/>
+        </w:tabs>
+        <w:ind w:right="142"/>
+        <w:rPr>
+          <w:b w:val="1"/>
+          <w:bCs w:val="1"/>
+          <w:sz w:val="18"/>
+          <w:szCs w:val="18"/>
+        </w:rPr>
+      </w:pPr>
+      <w:r>
+        <w:rPr>
+          <w:rtl w:val="0"/>
+        </w:rPr>
+      </w:r>
+    </w:p>
+    <w:p>
+      <w:pPr>
+        <w:tabs>
+          <w:tab w:val="left" w:leader="none" w:pos="1080"/>
+        </w:tabs>
+        <w:ind w:right="142"/>
+        <w:rPr>
+          <w:b w:val="1"/>
+          <w:bCs w:val="1"/>
+          <w:sz w:val="18"/>
+          <w:szCs w:val="18"/>
+        </w:rPr>
+      </w:pPr>
+      <w:r>
+        <w:rPr>
+          <w:rtl w:val="0"/>
+        </w:rPr>
+      </w:r>
+    </w:p>
+    <w:p>
+      <w:pPr>
+        <w:tabs>
+          <w:tab w:val="left" w:leader="none" w:pos="1080"/>
+        </w:tabs>
+        <w:ind w:right="142"/>
+        <w:rPr>
+          <w:b w:val="1"/>
+          <w:bCs w:val="1"/>
+          <w:sz w:val="18"/>
+          <w:szCs w:val="18"/>
+        </w:rPr>
+      </w:pPr>
+      <w:r>
+        <w:rPr>
+          <w:rtl w:val="0"/>
+        </w:rPr>
+      </w:r>
+    </w:p>
+    <w:p>
+      <w:pPr>
+        <w:tabs>
+          <w:tab w:val="left" w:leader="none" w:pos="1080"/>
+        </w:tabs>
+        <w:ind w:right="142"/>
+        <w:rPr>
+          <w:b w:val="1"/>
+          <w:bCs w:val="1"/>
+          <w:sz w:val="18"/>
+          <w:szCs w:val="18"/>
+        </w:rPr>
+      </w:pPr>
+      <w:r>
+        <w:rPr>
+          <w:rtl w:val="0"/>
+        </w:rPr>
+      </w:r>
+    </w:p>
+    <w:p>
+      <w:pPr>
+        <w:tabs>
+          <w:tab w:val="left" w:leader="none" w:pos="1080"/>
+        </w:tabs>
+        <w:ind w:right="142"/>
+        <w:rPr>
+          <w:b w:val="1"/>
+          <w:bCs w:val="1"/>
+          <w:sz w:val="18"/>
+          <w:szCs w:val="18"/>
+        </w:rPr>
+      </w:pPr>
+      <w:r>
+        <w:rPr>
+          <w:rtl w:val="0"/>
+        </w:rPr>
+      </w:r>
+    </w:p>
+    <w:p>
+      <w:pPr>
+        <w:tabs>
+          <w:tab w:val="left" w:leader="none" w:pos="1080"/>
+        </w:tabs>
+        <w:ind w:right="142"/>
+        <w:rPr>
+          <w:b w:val="1"/>
+          <w:bCs w:val="1"/>
+          <w:sz w:val="18"/>
+          <w:szCs w:val="18"/>
+        </w:rPr>
+      </w:pPr>
+      <w:r>
+        <w:rPr>
+          <w:rtl w:val="0"/>
+        </w:rPr>
       </w:r>
     </w:p>
     <w:p>
@@ -5587,7 +6232,7 @@
           <w:szCs w:val="18"/>
           <w:rtl w:val="0"/>
         </w:rPr>
-        <w:t xml:space="preserve">Коммерческий директор</w:t>
+        <w:tab/>
       </w:r>
     </w:p>
     <w:p>
@@ -5614,7 +6259,7 @@
         <w:tabs>
           <w:tab w:val="left" w:leader="none" w:pos="1080"/>
         </w:tabs>
-        <w:ind w:right="142"/>
+        <w:ind w:left="-283.4645669291342" w:right="142" w:firstLine="0"/>
         <w:rPr>
           <w:b w:val="1"/>
           <w:bCs w:val="1"/>
@@ -5630,35 +6275,292 @@
           <w:szCs w:val="18"/>
           <w:rtl w:val="0"/>
         </w:rPr>
-        <w:t xml:space="preserve">____________________/С.А.Лещина/</w:t>
-      </w:r>
-    </w:p>
-    <w:p>
-      <w:pPr>
-        <w:tabs>
-          <w:tab w:val="left" w:leader="none" w:pos="1080"/>
-        </w:tabs>
-        <w:ind w:right="142"/>
-        <w:rPr>
-          <w:sz w:val="18"/>
-          <w:szCs w:val="18"/>
-        </w:rPr>
-      </w:pPr>
-      <w:r>
-        <w:rPr>
-          <w:sz w:val="18"/>
-          <w:szCs w:val="18"/>
-          <w:rtl w:val="0"/>
-        </w:rPr>
-        <w:t xml:space="preserve">       м.п.</w:t>
-      </w:r>
-    </w:p>
-    <w:p>
-      <w:pPr>
-        <w:tabs>
-          <w:tab w:val="left" w:leader="none" w:pos="1080"/>
-        </w:tabs>
-        <w:ind w:right="142"/>
+        <w:tab/>
+        <w:t xml:space="preserve">Покупатель</w:t>
+      </w:r>
+    </w:p>
+    <w:p>
+      <w:pPr>
+        <w:tabs>
+          <w:tab w:val="left" w:leader="none" w:pos="1080"/>
+        </w:tabs>
+        <w:ind w:left="-365.5000000000001" w:right="142" w:firstLine="0"/>
+        <w:rPr>
+          <w:sz w:val="18"/>
+          <w:szCs w:val="18"/>
+        </w:rPr>
+      </w:pPr>
+      <w:r>
+        <w:rPr>
+          <w:rtl w:val="0"/>
+        </w:rPr>
+        <w:t xml:space="preserve">ИП Жукова Валентина Сергеевна</w:t>
+      </w:r>
+      <w:r>
+        <w:rPr>
+          <w:rtl w:val="0"/>
+        </w:rPr>
+      </w:r>
+    </w:p>
+    <w:p>
+      <w:pPr>
+        <w:tabs>
+          <w:tab w:val="left" w:leader="none" w:pos="1080"/>
+        </w:tabs>
+        <w:ind w:left="-365.5000000000001" w:right="142" w:firstLine="0"/>
+        <w:rPr>
+          <w:sz w:val="18"/>
+          <w:szCs w:val="18"/>
+        </w:rPr>
+      </w:pPr>
+      <w:r>
+        <w:rPr>
+          <w:sz w:val="18"/>
+          <w:szCs w:val="18"/>
+          <w:rtl w:val="0"/>
+        </w:rPr>
+        <w:t xml:space="preserve">Юридический адрес</w:t>
+      </w:r>
+    </w:p>
+    <w:p>
+      <w:pPr>
+        <w:widowControl w:val="0"/>
+        <w:spacing w:before="5.0067138671875" w:line="229.88847255706787" w:lineRule="auto"/>
+        <w:ind w:left="-365.5000000000001" w:right="59.6240234375" w:firstLine="0"/>
+        <w:rPr>
+          <w:sz w:val="18"/>
+          <w:szCs w:val="18"/>
+        </w:rPr>
+      </w:pPr>
+      <w:r>
+        <w:rPr>
+          <w:rtl w:val="0"/>
+        </w:rPr>
+        <w:t xml:space="preserve">295022, Респ. Крым, г. Симферополь, ул. Бела Куна д. 21, кв. 136</w:t>
+      </w:r>
+      <w:r>
+        <w:rPr>
+          <w:rtl w:val="0"/>
+        </w:rPr>
+      </w:r>
+    </w:p>
+    <w:p>
+      <w:pPr>
+        <w:tabs>
+          <w:tab w:val="left" w:leader="none" w:pos="1080"/>
+        </w:tabs>
+        <w:ind w:left="-365.5000000000001" w:right="142" w:firstLine="0"/>
+        <w:rPr>
+          <w:sz w:val="18"/>
+          <w:szCs w:val="18"/>
+        </w:rPr>
+      </w:pPr>
+      <w:r>
+        <w:rPr>
+          <w:sz w:val="18"/>
+          <w:szCs w:val="18"/>
+          <w:rtl w:val="0"/>
+        </w:rPr>
+        <w:t xml:space="preserve">ОГРН </w:t>
+      </w:r>
+      <w:r>
+        <w:rPr>
+          <w:rtl w:val="0"/>
+        </w:rPr>
+        <w:t xml:space="preserve">326911200014188</w:t>
+      </w:r>
+      <w:r>
+        <w:rPr>
+          <w:rtl w:val="0"/>
+        </w:rPr>
+      </w:r>
+    </w:p>
+    <w:p>
+      <w:pPr>
+        <w:tabs>
+          <w:tab w:val="left" w:leader="none" w:pos="1080"/>
+        </w:tabs>
+        <w:ind w:left="-365.5000000000001" w:right="142" w:firstLine="0"/>
+        <w:rPr/>
+      </w:pPr>
+      <w:r>
+        <w:rPr>
+          <w:sz w:val="18"/>
+          <w:szCs w:val="18"/>
+          <w:rtl w:val="0"/>
+        </w:rPr>
+        <w:t xml:space="preserve">ИНН </w:t>
+      </w:r>
+      <w:r>
+        <w:rPr>
+          <w:u w:val="single"/>
+          <w:rtl w:val="0"/>
+        </w:rPr>
+        <w:t xml:space="preserve">910207662587</w:t>
+      </w:r>
+      <w:r>
+        <w:rPr>
+          <w:rtl w:val="0"/>
+        </w:rPr>
+        <w:t xml:space="preserve"> </w:t>
+      </w:r>
+    </w:p>
+    <w:p>
+      <w:pPr>
+        <w:tabs>
+          <w:tab w:val="left" w:leader="none" w:pos="1080"/>
+        </w:tabs>
+        <w:ind w:left="-365.5000000000001" w:right="142" w:firstLine="0"/>
+        <w:rPr>
+          <w:sz w:val="18"/>
+          <w:szCs w:val="18"/>
+          <w:u w:val="single"/>
+        </w:rPr>
+      </w:pPr>
+      <w:r>
+        <w:rPr>
+          <w:sz w:val="18"/>
+          <w:szCs w:val="18"/>
+          <w:rtl w:val="0"/>
+        </w:rPr>
+        <w:t xml:space="preserve">р/с </w:t>
+      </w:r>
+      <w:r>
+        <w:rPr>
+          <w:sz w:val="18"/>
+          <w:szCs w:val="18"/>
+          <w:u w:val="single"/>
+          <w:rtl w:val="0"/>
+        </w:rPr>
+        <w:t xml:space="preserve">40802810952720027078</w:t>
+      </w:r>
+    </w:p>
+    <w:p>
+      <w:pPr>
+        <w:tabs>
+          <w:tab w:val="left" w:leader="none" w:pos="1080"/>
+        </w:tabs>
+        <w:ind w:left="-365.5000000000001" w:right="142" w:firstLine="0"/>
+        <w:rPr>
+          <w:sz w:val="18"/>
+          <w:szCs w:val="18"/>
+          <w:u w:val="single"/>
+        </w:rPr>
+      </w:pPr>
+      <w:r>
+        <w:rPr>
+          <w:sz w:val="18"/>
+          <w:szCs w:val="18"/>
+          <w:rtl w:val="0"/>
+        </w:rPr>
+        <w:t xml:space="preserve">к/с </w:t>
+      </w:r>
+      <w:r>
+        <w:rPr>
+          <w:sz w:val="18"/>
+          <w:szCs w:val="18"/>
+          <w:u w:val="single"/>
+          <w:rtl w:val="0"/>
+        </w:rPr>
+        <w:t xml:space="preserve">30101810600000000602</w:t>
+      </w:r>
+    </w:p>
+    <w:p>
+      <w:pPr>
+        <w:tabs>
+          <w:tab w:val="left" w:leader="none" w:pos="1080"/>
+        </w:tabs>
+        <w:ind w:left="-365.5000000000001" w:right="142" w:firstLine="0"/>
+        <w:rPr>
+          <w:sz w:val="18"/>
+          <w:szCs w:val="18"/>
+          <w:u w:val="single"/>
+        </w:rPr>
+      </w:pPr>
+      <w:r>
+        <w:rPr>
+          <w:sz w:val="18"/>
+          <w:szCs w:val="18"/>
+          <w:rtl w:val="0"/>
+        </w:rPr>
+        <w:t xml:space="preserve">БИК </w:t>
+      </w:r>
+      <w:r>
+        <w:rPr>
+          <w:sz w:val="18"/>
+          <w:szCs w:val="18"/>
+          <w:u w:val="single"/>
+          <w:rtl w:val="0"/>
+        </w:rPr>
+        <w:t xml:space="preserve">046015602</w:t>
+      </w:r>
+    </w:p>
+    <w:p>
+      <w:pPr>
+        <w:tabs>
+          <w:tab w:val="left" w:leader="none" w:pos="1080"/>
+        </w:tabs>
+        <w:ind w:left="-365.5000000000001" w:right="142" w:firstLine="0"/>
+        <w:rPr>
+          <w:sz w:val="18"/>
+          <w:szCs w:val="18"/>
+        </w:rPr>
+      </w:pPr>
+      <w:r>
+        <w:rPr>
+          <w:sz w:val="18"/>
+          <w:szCs w:val="18"/>
+          <w:rtl w:val="0"/>
+        </w:rPr>
+        <w:t xml:space="preserve">Контактный телефон: +7 (979) 025-90-23</w:t>
+      </w:r>
+    </w:p>
+    <w:p>
+      <w:pPr>
+        <w:tabs>
+          <w:tab w:val="left" w:leader="none" w:pos="1080"/>
+        </w:tabs>
+        <w:ind w:left="-365.5000000000001" w:right="142" w:firstLine="0"/>
+        <w:rPr>
+          <w:sz w:val="18"/>
+          <w:szCs w:val="18"/>
+        </w:rPr>
+      </w:pPr>
+      <w:r>
+        <w:rPr>
+          <w:sz w:val="18"/>
+          <w:szCs w:val="18"/>
+          <w:rtl w:val="0"/>
+        </w:rPr>
+        <w:t xml:space="preserve">Оператор ЭДО: ООО "Компания "Тензор"</w:t>
+      </w:r>
+    </w:p>
+    <w:p>
+      <w:pPr>
+        <w:tabs>
+          <w:tab w:val="left" w:leader="none" w:pos="1080"/>
+        </w:tabs>
+        <w:ind w:left="-365.5000000000001" w:right="142" w:firstLine="0"/>
+        <w:rPr>
+          <w:sz w:val="18"/>
+          <w:szCs w:val="18"/>
+        </w:rPr>
+      </w:pPr>
+      <w:r>
+        <w:rPr>
+          <w:sz w:val="18"/>
+          <w:szCs w:val="18"/>
+          <w:rtl w:val="0"/>
+        </w:rPr>
+        <w:t xml:space="preserve">ID абонента: 2BE5b0372801fff42cea21d9618604d24d3</w:t>
+      </w:r>
+    </w:p>
+    <w:p>
+      <w:pPr>
+        <w:tabs>
+          <w:tab w:val="left" w:leader="none" w:pos="1080"/>
+        </w:tabs>
+        <w:ind w:left="-365.5000000000001" w:right="142" w:firstLine="0"/>
         <w:rPr>
           <w:b w:val="1"/>
           <w:bCs w:val="1"/>
@@ -5677,7 +6579,7 @@
         <w:tabs>
           <w:tab w:val="left" w:leader="none" w:pos="1080"/>
         </w:tabs>
-        <w:ind w:right="142"/>
+        <w:ind w:left="-365.5000000000001" w:right="142" w:firstLine="0"/>
         <w:rPr>
           <w:b w:val="1"/>
           <w:bCs w:val="1"/>
@@ -5696,7 +6598,7 @@
         <w:tabs>
           <w:tab w:val="left" w:leader="none" w:pos="1080"/>
         </w:tabs>
-        <w:ind w:right="142"/>
+        <w:ind w:left="-365.5000000000001" w:right="142" w:firstLine="0"/>
         <w:rPr>
           <w:b w:val="1"/>
           <w:bCs w:val="1"/>
@@ -5706,35 +6608,21 @@
       </w:pPr>
       <w:r>
         <w:rPr>
-          <w:rtl w:val="0"/>
-        </w:rPr>
-      </w:r>
-    </w:p>
-    <w:p>
-      <w:pPr>
-        <w:tabs>
-          <w:tab w:val="left" w:leader="none" w:pos="1080"/>
-        </w:tabs>
-        <w:ind w:right="142"/>
-        <w:rPr>
           <w:b w:val="1"/>
           <w:bCs w:val="1"/>
           <w:sz w:val="18"/>
           <w:szCs w:val="18"/>
-        </w:rPr>
-      </w:pPr>
-      <w:r>
-        <w:rPr>
-          <w:rtl w:val="0"/>
-        </w:rPr>
-      </w:r>
-    </w:p>
-    <w:p>
-      <w:pPr>
-        <w:tabs>
-          <w:tab w:val="left" w:leader="none" w:pos="1080"/>
-        </w:tabs>
-        <w:ind w:right="142"/>
+          <w:rtl w:val="0"/>
+        </w:rPr>
+        <w:t xml:space="preserve">Генеральный директор</w:t>
+      </w:r>
+    </w:p>
+    <w:p>
+      <w:pPr>
+        <w:tabs>
+          <w:tab w:val="left" w:leader="none" w:pos="1080"/>
+        </w:tabs>
+        <w:ind w:left="-365.5000000000001" w:right="142" w:firstLine="0"/>
         <w:rPr>
           <w:b w:val="1"/>
           <w:bCs w:val="1"/>
@@ -5753,7 +6641,7 @@
         <w:tabs>
           <w:tab w:val="left" w:leader="none" w:pos="1080"/>
         </w:tabs>
-        <w:ind w:right="142"/>
+        <w:ind w:left="-365.5000000000001" w:right="142" w:firstLine="0"/>
         <w:rPr>
           <w:b w:val="1"/>
           <w:bCs w:val="1"/>
@@ -5763,35 +6651,21 @@
       </w:pPr>
       <w:r>
         <w:rPr>
-          <w:rtl w:val="0"/>
-        </w:rPr>
-      </w:r>
-    </w:p>
-    <w:p>
-      <w:pPr>
-        <w:tabs>
-          <w:tab w:val="left" w:leader="none" w:pos="1080"/>
-        </w:tabs>
-        <w:ind w:right="142"/>
-        <w:rPr>
           <w:b w:val="1"/>
           <w:bCs w:val="1"/>
           <w:sz w:val="18"/>
           <w:szCs w:val="18"/>
-        </w:rPr>
-      </w:pPr>
-      <w:r>
-        <w:rPr>
-          <w:rtl w:val="0"/>
-        </w:rPr>
-      </w:r>
-    </w:p>
-    <w:p>
-      <w:pPr>
-        <w:tabs>
-          <w:tab w:val="left" w:leader="none" w:pos="1080"/>
-        </w:tabs>
-        <w:ind w:right="142"/>
+          <w:rtl w:val="0"/>
+        </w:rPr>
+        <w:t xml:space="preserve">_________________________/Жукова В.С./</w:t>
+      </w:r>
+    </w:p>
+    <w:p>
+      <w:pPr>
+        <w:tabs>
+          <w:tab w:val="left" w:leader="none" w:pos="1080"/>
+        </w:tabs>
+        <w:ind w:left="-365.5000000000001" w:right="142" w:firstLine="0"/>
         <w:rPr>
           <w:b w:val="1"/>
           <w:bCs w:val="1"/>
@@ -5801,327 +6675,12 @@
       </w:pPr>
       <w:r>
         <w:rPr>
-          <w:rtl w:val="0"/>
-        </w:rPr>
-      </w:r>
-    </w:p>
-    <w:p>
-      <w:pPr>
-        <w:tabs>
-          <w:tab w:val="left" w:leader="none" w:pos="1080"/>
-        </w:tabs>
-        <w:ind w:right="142"/>
-        <w:rPr>
-          <w:b w:val="1"/>
-          <w:bCs w:val="1"/>
-          <w:sz w:val="18"/>
-          <w:szCs w:val="18"/>
-        </w:rPr>
-      </w:pPr>
-      <w:r>
-        <w:rPr>
-          <w:rtl w:val="0"/>
-        </w:rPr>
-      </w:r>
-    </w:p>
-    <w:p>
-      <w:pPr>
-        <w:tabs>
-          <w:tab w:val="left" w:leader="none" w:pos="1080"/>
-        </w:tabs>
-        <w:ind w:right="142"/>
-        <w:rPr>
-          <w:b w:val="1"/>
-          <w:bCs w:val="1"/>
-          <w:sz w:val="18"/>
-          <w:szCs w:val="18"/>
-        </w:rPr>
-      </w:pPr>
-      <w:r>
-        <w:rPr>
-          <w:rtl w:val="0"/>
-        </w:rPr>
-      </w:r>
-    </w:p>
-    <w:p>
-      <w:pPr>
-        <w:tabs>
-          <w:tab w:val="left" w:leader="none" w:pos="1080"/>
-        </w:tabs>
-        <w:ind w:right="142"/>
-        <w:rPr>
-          <w:b w:val="1"/>
-          <w:bCs w:val="1"/>
-          <w:sz w:val="18"/>
-          <w:szCs w:val="18"/>
-        </w:rPr>
-      </w:pPr>
-      <w:r>
-        <w:rPr>
-          <w:rtl w:val="0"/>
-        </w:rPr>
-      </w:r>
-    </w:p>
-    <w:p>
-      <w:pPr>
-        <w:tabs>
-          <w:tab w:val="left" w:leader="none" w:pos="1080"/>
-        </w:tabs>
-        <w:ind w:right="142"/>
-        <w:rPr>
-          <w:b w:val="1"/>
-          <w:bCs w:val="1"/>
-          <w:sz w:val="18"/>
-          <w:szCs w:val="18"/>
-        </w:rPr>
-      </w:pPr>
-      <w:r>
-        <w:rPr>
-          <w:rtl w:val="0"/>
-        </w:rPr>
-      </w:r>
-    </w:p>
-    <w:p>
-      <w:pPr>
-        <w:tabs>
-          <w:tab w:val="left" w:leader="none" w:pos="1080"/>
-        </w:tabs>
-        <w:ind w:right="142"/>
-        <w:rPr>
-          <w:b w:val="1"/>
-          <w:bCs w:val="1"/>
-          <w:sz w:val="18"/>
-          <w:szCs w:val="18"/>
-        </w:rPr>
-      </w:pPr>
-      <w:r>
-        <w:rPr>
-          <w:rtl w:val="0"/>
-        </w:rPr>
-      </w:r>
-    </w:p>
-    <w:p>
-      <w:pPr>
-        <w:tabs>
-          <w:tab w:val="left" w:leader="none" w:pos="1080"/>
-        </w:tabs>
-        <w:ind w:right="142"/>
-        <w:rPr>
-          <w:b w:val="1"/>
-          <w:bCs w:val="1"/>
-          <w:sz w:val="18"/>
-          <w:szCs w:val="18"/>
-        </w:rPr>
-      </w:pPr>
-      <w:r>
-        <w:rPr>
-          <w:rtl w:val="0"/>
-        </w:rPr>
-      </w:r>
-    </w:p>
-    <w:p>
-      <w:pPr>
-        <w:tabs>
-          <w:tab w:val="left" w:leader="none" w:pos="1080"/>
-        </w:tabs>
-        <w:ind w:right="142"/>
-        <w:rPr>
-          <w:b w:val="1"/>
-          <w:bCs w:val="1"/>
-          <w:sz w:val="18"/>
-          <w:szCs w:val="18"/>
-        </w:rPr>
-      </w:pPr>
-      <w:r>
-        <w:rPr>
-          <w:rtl w:val="0"/>
-        </w:rPr>
-      </w:r>
-    </w:p>
-    <w:p>
-      <w:pPr>
-        <w:tabs>
-          <w:tab w:val="left" w:leader="none" w:pos="1080"/>
-        </w:tabs>
-        <w:ind w:right="142"/>
-        <w:rPr>
-          <w:b w:val="1"/>
-          <w:bCs w:val="1"/>
-          <w:sz w:val="18"/>
-          <w:szCs w:val="18"/>
-        </w:rPr>
-      </w:pPr>
-      <w:r>
-        <w:rPr>
-          <w:rtl w:val="0"/>
-        </w:rPr>
-      </w:r>
-    </w:p>
-    <w:p>
-      <w:pPr>
-        <w:tabs>
-          <w:tab w:val="left" w:leader="none" w:pos="1080"/>
-        </w:tabs>
-        <w:ind w:right="142"/>
-        <w:rPr>
-          <w:b w:val="1"/>
-          <w:bCs w:val="1"/>
-          <w:sz w:val="18"/>
-          <w:szCs w:val="18"/>
-        </w:rPr>
-      </w:pPr>
-      <w:r>
-        <w:rPr>
-          <w:rtl w:val="0"/>
-        </w:rPr>
-      </w:r>
-    </w:p>
-    <w:p>
-      <w:pPr>
-        <w:tabs>
-          <w:tab w:val="left" w:leader="none" w:pos="1080"/>
-        </w:tabs>
-        <w:ind w:right="142"/>
-        <w:rPr>
-          <w:b w:val="1"/>
-          <w:bCs w:val="1"/>
-          <w:sz w:val="18"/>
-          <w:szCs w:val="18"/>
-        </w:rPr>
-      </w:pPr>
-      <w:r>
-        <w:rPr>
-          <w:rtl w:val="0"/>
-        </w:rPr>
-      </w:r>
-    </w:p>
-    <w:p>
-      <w:pPr>
-        <w:tabs>
-          <w:tab w:val="left" w:leader="none" w:pos="1080"/>
-        </w:tabs>
-        <w:ind w:right="142"/>
-        <w:rPr>
-          <w:b w:val="1"/>
-          <w:bCs w:val="1"/>
-          <w:sz w:val="18"/>
-          <w:szCs w:val="18"/>
-        </w:rPr>
-      </w:pPr>
-      <w:r>
-        <w:rPr>
-          <w:rtl w:val="0"/>
-        </w:rPr>
-      </w:r>
-    </w:p>
-    <w:p>
-      <w:pPr>
-        <w:tabs>
-          <w:tab w:val="left" w:leader="none" w:pos="1080"/>
-        </w:tabs>
-        <w:ind w:right="142"/>
-        <w:rPr>
-          <w:b w:val="1"/>
-          <w:bCs w:val="1"/>
-          <w:sz w:val="18"/>
-          <w:szCs w:val="18"/>
-        </w:rPr>
-      </w:pPr>
-      <w:r>
-        <w:rPr>
-          <w:rtl w:val="0"/>
-        </w:rPr>
-      </w:r>
-    </w:p>
-    <w:p>
-      <w:pPr>
-        <w:tabs>
-          <w:tab w:val="left" w:leader="none" w:pos="1080"/>
-        </w:tabs>
-        <w:ind w:right="142"/>
-        <w:rPr>
-          <w:b w:val="1"/>
-          <w:bCs w:val="1"/>
-          <w:sz w:val="18"/>
-          <w:szCs w:val="18"/>
-        </w:rPr>
-      </w:pPr>
-      <w:r>
-        <w:rPr>
-          <w:rtl w:val="0"/>
-        </w:rPr>
-      </w:r>
-    </w:p>
-    <w:p>
-      <w:pPr>
-        <w:tabs>
-          <w:tab w:val="left" w:leader="none" w:pos="1080"/>
-        </w:tabs>
-        <w:ind w:right="142"/>
-        <w:rPr>
-          <w:b w:val="1"/>
-          <w:bCs w:val="1"/>
-          <w:sz w:val="18"/>
-          <w:szCs w:val="18"/>
-        </w:rPr>
-      </w:pPr>
-      <w:r>
-        <w:rPr>
-          <w:rtl w:val="0"/>
-        </w:rPr>
-      </w:r>
-    </w:p>
-    <w:p>
-      <w:pPr>
-        <w:tabs>
-          <w:tab w:val="left" w:leader="none" w:pos="1080"/>
-        </w:tabs>
-        <w:ind w:right="142"/>
-        <w:rPr>
-          <w:b w:val="1"/>
-          <w:bCs w:val="1"/>
-          <w:sz w:val="18"/>
-          <w:szCs w:val="18"/>
-        </w:rPr>
-      </w:pPr>
-      <w:r>
-        <w:rPr>
-          <w:rtl w:val="0"/>
-        </w:rPr>
-      </w:r>
-    </w:p>
-    <w:p>
-      <w:pPr>
-        <w:tabs>
-          <w:tab w:val="left" w:leader="none" w:pos="1080"/>
-        </w:tabs>
-        <w:ind w:right="142"/>
-        <w:rPr>
-          <w:b w:val="1"/>
-          <w:bCs w:val="1"/>
-          <w:sz w:val="18"/>
-          <w:szCs w:val="18"/>
-        </w:rPr>
-      </w:pPr>
-      <w:r>
-        <w:rPr>
-          <w:rtl w:val="0"/>
-        </w:rPr>
-      </w:r>
-    </w:p>
-    <w:p>
-      <w:pPr>
-        <w:tabs>
-          <w:tab w:val="left" w:leader="none" w:pos="1080"/>
-        </w:tabs>
-        <w:ind w:right="142"/>
-        <w:rPr>
-          <w:b w:val="1"/>
-          <w:bCs w:val="1"/>
-          <w:sz w:val="18"/>
-          <w:szCs w:val="18"/>
-        </w:rPr>
-      </w:pPr>
+          <w:sz w:val="18"/>
+          <w:szCs w:val="18"/>
+          <w:rtl w:val="0"/>
+        </w:rPr>
+        <w:t xml:space="preserve">м.п.</w:t>
+      </w:r>
       <w:r>
         <w:rPr>
           <w:rtl w:val="0"/>
@@ -6146,573 +6705,7 @@
           <w:tab w:val="left" w:leader="none" w:pos="1080"/>
         </w:tabs>
         <w:spacing w:after="0" w:before="0" w:line="240" w:lineRule="auto"/>
-        <w:ind w:left="0" w:right="142" w:firstLine="0"/>
-        <w:jc w:val="left"/>
-        <w:rPr>
-          <w:b w:val="1"/>
-          <w:bCs w:val="1"/>
-          <w:sz w:val="18"/>
-          <w:szCs w:val="18"/>
-        </w:rPr>
-      </w:pPr>
-      <w:r>
-        <w:rPr>
-          <w:rtl w:val="0"/>
-        </w:rPr>
-      </w:r>
-    </w:p>
-    <w:p>
-      <w:pPr>
-        <w:tabs>
-          <w:tab w:val="left" w:leader="none" w:pos="1080"/>
-        </w:tabs>
-        <w:ind w:right="142"/>
-        <w:rPr>
-          <w:b w:val="1"/>
-          <w:bCs w:val="1"/>
-          <w:sz w:val="18"/>
-          <w:szCs w:val="18"/>
-        </w:rPr>
-      </w:pPr>
-      <w:r>
-        <w:rPr>
-          <w:rtl w:val="0"/>
-        </w:rPr>
-      </w:r>
-    </w:p>
-    <w:p>
-      <w:pPr>
-        <w:tabs>
-          <w:tab w:val="left" w:leader="none" w:pos="1080"/>
-        </w:tabs>
-        <w:ind w:right="142"/>
-        <w:rPr>
-          <w:b w:val="1"/>
-          <w:bCs w:val="1"/>
-          <w:sz w:val="18"/>
-          <w:szCs w:val="18"/>
-        </w:rPr>
-      </w:pPr>
-      <w:r>
-        <w:rPr>
-          <w:b w:val="1"/>
-          <w:bCs w:val="1"/>
-          <w:sz w:val="18"/>
-          <w:szCs w:val="18"/>
-          <w:rtl w:val="0"/>
-        </w:rPr>
-        <w:tab/>
-      </w:r>
-    </w:p>
-    <w:p>
-      <w:pPr>
-        <w:tabs>
-          <w:tab w:val="left" w:leader="none" w:pos="1080"/>
-        </w:tabs>
-        <w:ind w:right="142"/>
-        <w:rPr>
-          <w:b w:val="1"/>
-          <w:bCs w:val="1"/>
-          <w:sz w:val="18"/>
-          <w:szCs w:val="18"/>
-        </w:rPr>
-      </w:pPr>
-      <w:r>
-        <w:rPr>
-          <w:rtl w:val="0"/>
-        </w:rPr>
-      </w:r>
-    </w:p>
-    <w:p>
-      <w:pPr>
-        <w:tabs>
-          <w:tab w:val="left" w:leader="none" w:pos="1080"/>
-        </w:tabs>
-        <w:ind w:right="142"/>
-        <w:rPr>
-          <w:b w:val="1"/>
-          <w:bCs w:val="1"/>
-          <w:sz w:val="18"/>
-          <w:szCs w:val="18"/>
-        </w:rPr>
-      </w:pPr>
-      <w:r>
-        <w:rPr>
-          <w:rtl w:val="0"/>
-        </w:rPr>
-      </w:r>
-    </w:p>
-    <w:p>
-      <w:pPr>
-        <w:tabs>
-          <w:tab w:val="left" w:leader="none" w:pos="1080"/>
-        </w:tabs>
-        <w:ind w:right="142"/>
-        <w:rPr>
-          <w:b w:val="1"/>
-          <w:bCs w:val="1"/>
-          <w:sz w:val="18"/>
-          <w:szCs w:val="18"/>
-        </w:rPr>
-      </w:pPr>
-      <w:r>
-        <w:rPr>
-          <w:rtl w:val="0"/>
-        </w:rPr>
-      </w:r>
-    </w:p>
-    <w:p>
-      <w:pPr>
-        <w:tabs>
-          <w:tab w:val="left" w:leader="none" w:pos="1080"/>
-        </w:tabs>
-        <w:ind w:right="142"/>
-        <w:rPr>
-          <w:b w:val="1"/>
-          <w:bCs w:val="1"/>
-          <w:sz w:val="18"/>
-          <w:szCs w:val="18"/>
-        </w:rPr>
-      </w:pPr>
-      <w:r>
-        <w:rPr>
-          <w:b w:val="1"/>
-          <w:bCs w:val="1"/>
-          <w:sz w:val="18"/>
-          <w:szCs w:val="18"/>
-          <w:rtl w:val="0"/>
-        </w:rPr>
-        <w:tab/>
-        <w:t xml:space="preserve">Покупатель</w:t>
-      </w:r>
-    </w:p>
-    <w:p>
-      <w:pPr>
-        <w:tabs>
-          <w:tab w:val="left" w:leader="none" w:pos="1080"/>
-        </w:tabs>
-        <w:ind w:right="142"/>
-        <w:rPr>
-          <w:sz w:val="18"/>
-          <w:szCs w:val="18"/>
-        </w:rPr>
-      </w:pPr>
-      <w:r>
-        <w:rPr>
-          <w:rtl w:val="0"/>
-        </w:rPr>
-        <w:t xml:space="preserve">ИП Жукова Валентина Сергеевна</w:t>
-      </w:r>
-      <w:r>
-        <w:rPr>
-          <w:rtl w:val="0"/>
-        </w:rPr>
-      </w:r>
-    </w:p>
-    <w:p>
-      <w:pPr>
-        <w:tabs>
-          <w:tab w:val="left" w:leader="none" w:pos="1080"/>
-        </w:tabs>
-        <w:ind w:right="142"/>
-        <w:rPr>
-          <w:sz w:val="18"/>
-          <w:szCs w:val="18"/>
-        </w:rPr>
-      </w:pPr>
-      <w:r>
-        <w:rPr>
-          <w:sz w:val="18"/>
-          <w:szCs w:val="18"/>
-          <w:rtl w:val="0"/>
-        </w:rPr>
-        <w:t xml:space="preserve">Юридический адрес</w:t>
-      </w:r>
-    </w:p>
-    <w:p>
-      <w:pPr>
-        <w:widowControl w:val="0"/>
-        <w:spacing w:before="5.0067138671875" w:line="229.88847255706787" w:lineRule="auto"/>
-        <w:ind w:left="0" w:right="59.6240234375" w:firstLine="0"/>
-        <w:rPr>
-          <w:sz w:val="18"/>
-          <w:szCs w:val="18"/>
-        </w:rPr>
-      </w:pPr>
-      <w:r>
-        <w:rPr>
-          <w:rtl w:val="0"/>
-        </w:rPr>
-        <w:t xml:space="preserve">295022, Респ. Крым, г. Симферополь, ул. Бела Куна д. 21, кв. 136</w:t>
-      </w:r>
-      <w:r>
-        <w:rPr>
-          <w:rtl w:val="0"/>
-        </w:rPr>
-      </w:r>
-    </w:p>
-    <w:p>
-      <w:pPr>
-        <w:tabs>
-          <w:tab w:val="left" w:leader="none" w:pos="1080"/>
-        </w:tabs>
-        <w:ind w:right="142"/>
-        <w:rPr>
-          <w:sz w:val="18"/>
-          <w:szCs w:val="18"/>
-        </w:rPr>
-      </w:pPr>
-      <w:r>
-        <w:rPr>
-          <w:sz w:val="18"/>
-          <w:szCs w:val="18"/>
-          <w:rtl w:val="0"/>
-        </w:rPr>
-        <w:t xml:space="preserve">ОГРН </w:t>
-      </w:r>
-      <w:r>
-        <w:rPr>
-          <w:rtl w:val="0"/>
-        </w:rPr>
-        <w:t xml:space="preserve">326911200014188</w:t>
-      </w:r>
-      <w:r>
-        <w:rPr>
-          <w:rtl w:val="0"/>
-        </w:rPr>
-      </w:r>
-    </w:p>
-    <w:p>
-      <w:pPr>
-        <w:tabs>
-          <w:tab w:val="left" w:leader="none" w:pos="1080"/>
-        </w:tabs>
-        <w:ind w:right="142"/>
-        <w:rPr/>
-      </w:pPr>
-      <w:r>
-        <w:rPr>
-          <w:sz w:val="18"/>
-          <w:szCs w:val="18"/>
-          <w:rtl w:val="0"/>
-        </w:rPr>
-        <w:t xml:space="preserve">ИНН </w:t>
-      </w:r>
-      <w:r>
-        <w:rPr>
-          <w:u w:val="single"/>
-          <w:rtl w:val="0"/>
-        </w:rPr>
-        <w:t xml:space="preserve">910207662587</w:t>
-      </w:r>
-      <w:r>
-        <w:rPr>
-          <w:rtl w:val="0"/>
-        </w:rPr>
-        <w:t xml:space="preserve"> </w:t>
-      </w:r>
-    </w:p>
-    <w:p>
-      <w:pPr>
-        <w:tabs>
-          <w:tab w:val="left" w:leader="none" w:pos="1080"/>
-        </w:tabs>
-        <w:ind w:right="142"/>
-        <w:rPr>
-          <w:sz w:val="18"/>
-          <w:szCs w:val="18"/>
-          <w:u w:val="single"/>
-        </w:rPr>
-      </w:pPr>
-      <w:r>
-        <w:rPr>
-          <w:sz w:val="18"/>
-          <w:szCs w:val="18"/>
-          <w:rtl w:val="0"/>
-        </w:rPr>
-        <w:t xml:space="preserve">р/с </w:t>
-      </w:r>
-      <w:r>
-        <w:rPr>
-          <w:sz w:val="18"/>
-          <w:szCs w:val="18"/>
-          <w:u w:val="single"/>
-          <w:rtl w:val="0"/>
-        </w:rPr>
-        <w:t xml:space="preserve">40802810952720027078</w:t>
-      </w:r>
-    </w:p>
-    <w:p>
-      <w:pPr>
-        <w:tabs>
-          <w:tab w:val="left" w:leader="none" w:pos="1080"/>
-        </w:tabs>
-        <w:ind w:right="142"/>
-        <w:rPr>
-          <w:sz w:val="18"/>
-          <w:szCs w:val="18"/>
-          <w:u w:val="single"/>
-        </w:rPr>
-      </w:pPr>
-      <w:r>
-        <w:rPr>
-          <w:sz w:val="18"/>
-          <w:szCs w:val="18"/>
-          <w:rtl w:val="0"/>
-        </w:rPr>
-        <w:t xml:space="preserve">к/с </w:t>
-      </w:r>
-      <w:r>
-        <w:rPr>
-          <w:sz w:val="18"/>
-          <w:szCs w:val="18"/>
-          <w:u w:val="single"/>
-          <w:rtl w:val="0"/>
-        </w:rPr>
-        <w:t xml:space="preserve">30101810600000000602</w:t>
-      </w:r>
-    </w:p>
-    <w:p>
-      <w:pPr>
-        <w:tabs>
-          <w:tab w:val="left" w:leader="none" w:pos="1080"/>
-        </w:tabs>
-        <w:ind w:right="142"/>
-        <w:rPr>
-          <w:sz w:val="18"/>
-          <w:szCs w:val="18"/>
-          <w:u w:val="single"/>
-        </w:rPr>
-      </w:pPr>
-      <w:r>
-        <w:rPr>
-          <w:sz w:val="18"/>
-          <w:szCs w:val="18"/>
-          <w:rtl w:val="0"/>
-        </w:rPr>
-        <w:t xml:space="preserve">БИК </w:t>
-      </w:r>
-      <w:r>
-        <w:rPr>
-          <w:sz w:val="18"/>
-          <w:szCs w:val="18"/>
-          <w:u w:val="single"/>
-          <w:rtl w:val="0"/>
-        </w:rPr>
-        <w:t xml:space="preserve">046015602</w:t>
-      </w:r>
-    </w:p>
-    <w:p>
-      <w:pPr>
-        <w:tabs>
-          <w:tab w:val="left" w:leader="none" w:pos="1080"/>
-        </w:tabs>
-        <w:ind w:right="142"/>
-        <w:rPr>
-          <w:sz w:val="18"/>
-          <w:szCs w:val="18"/>
-        </w:rPr>
-      </w:pPr>
-      <w:r>
-        <w:rPr>
-          <w:sz w:val="18"/>
-          <w:szCs w:val="18"/>
-          <w:rtl w:val="0"/>
-        </w:rPr>
-        <w:t xml:space="preserve">Контактный телефон: +7 (979) 025-90-23</w:t>
-      </w:r>
-    </w:p>
-    <w:p>
-      <w:pPr>
-        <w:tabs>
-          <w:tab w:val="left" w:leader="none" w:pos="1080"/>
-        </w:tabs>
-        <w:ind w:right="142"/>
-        <w:rPr>
-          <w:sz w:val="18"/>
-          <w:szCs w:val="18"/>
-        </w:rPr>
-      </w:pPr>
-      <w:r>
-        <w:rPr>
-          <w:sz w:val="18"/>
-          <w:szCs w:val="18"/>
-          <w:rtl w:val="0"/>
-        </w:rPr>
-        <w:t xml:space="preserve">Оператор ЭДО: ООО "Компания "Тензор"</w:t>
-      </w:r>
-    </w:p>
-    <w:p>
-      <w:pPr>
-        <w:tabs>
-          <w:tab w:val="left" w:leader="none" w:pos="1080"/>
-        </w:tabs>
-        <w:ind w:right="142"/>
-        <w:rPr>
-          <w:sz w:val="18"/>
-          <w:szCs w:val="18"/>
-        </w:rPr>
-      </w:pPr>
-      <w:r>
-        <w:rPr>
-          <w:sz w:val="18"/>
-          <w:szCs w:val="18"/>
-          <w:rtl w:val="0"/>
-        </w:rPr>
-        <w:t xml:space="preserve">ID абонента: 2BE5b0372801fff42cea21d9618604d24d3</w:t>
-      </w:r>
-    </w:p>
-    <w:p>
-      <w:pPr>
-        <w:tabs>
-          <w:tab w:val="left" w:leader="none" w:pos="1080"/>
-        </w:tabs>
-        <w:ind w:right="142"/>
-        <w:rPr>
-          <w:b w:val="1"/>
-          <w:bCs w:val="1"/>
-          <w:sz w:val="18"/>
-          <w:szCs w:val="18"/>
-        </w:rPr>
-      </w:pPr>
-      <w:r>
-        <w:rPr>
-          <w:rtl w:val="0"/>
-        </w:rPr>
-      </w:r>
-    </w:p>
-    <w:p>
-      <w:pPr>
-        <w:tabs>
-          <w:tab w:val="left" w:leader="none" w:pos="1080"/>
-        </w:tabs>
-        <w:ind w:right="142"/>
-        <w:rPr>
-          <w:b w:val="1"/>
-          <w:bCs w:val="1"/>
-          <w:sz w:val="18"/>
-          <w:szCs w:val="18"/>
-        </w:rPr>
-      </w:pPr>
-      <w:r>
-        <w:rPr>
-          <w:rtl w:val="0"/>
-        </w:rPr>
-      </w:r>
-    </w:p>
-    <w:p>
-      <w:pPr>
-        <w:tabs>
-          <w:tab w:val="left" w:leader="none" w:pos="1080"/>
-        </w:tabs>
-        <w:ind w:right="142"/>
-        <w:rPr>
-          <w:b w:val="1"/>
-          <w:bCs w:val="1"/>
-          <w:sz w:val="18"/>
-          <w:szCs w:val="18"/>
-        </w:rPr>
-      </w:pPr>
-      <w:r>
-        <w:rPr>
-          <w:b w:val="1"/>
-          <w:bCs w:val="1"/>
-          <w:sz w:val="18"/>
-          <w:szCs w:val="18"/>
-          <w:rtl w:val="0"/>
-        </w:rPr>
-        <w:t xml:space="preserve">Генеральный директор</w:t>
-      </w:r>
-    </w:p>
-    <w:p>
-      <w:pPr>
-        <w:tabs>
-          <w:tab w:val="left" w:leader="none" w:pos="1080"/>
-        </w:tabs>
-        <w:ind w:right="142"/>
-        <w:rPr>
-          <w:b w:val="1"/>
-          <w:bCs w:val="1"/>
-          <w:sz w:val="18"/>
-          <w:szCs w:val="18"/>
-        </w:rPr>
-      </w:pPr>
-      <w:r>
-        <w:rPr>
-          <w:rtl w:val="0"/>
-        </w:rPr>
-      </w:r>
-    </w:p>
-    <w:p>
-      <w:pPr>
-        <w:tabs>
-          <w:tab w:val="left" w:leader="none" w:pos="1080"/>
-        </w:tabs>
-        <w:ind w:right="142"/>
-        <w:rPr>
-          <w:b w:val="1"/>
-          <w:bCs w:val="1"/>
-          <w:sz w:val="18"/>
-          <w:szCs w:val="18"/>
-        </w:rPr>
-      </w:pPr>
-      <w:r>
-        <w:rPr>
-          <w:b w:val="1"/>
-          <w:bCs w:val="1"/>
-          <w:sz w:val="18"/>
-          <w:szCs w:val="18"/>
-          <w:rtl w:val="0"/>
-        </w:rPr>
-        <w:t xml:space="preserve">_________________________/Жукова В.С./</w:t>
-      </w:r>
-    </w:p>
-    <w:p>
-      <w:pPr>
-        <w:tabs>
-          <w:tab w:val="left" w:leader="none" w:pos="1080"/>
-        </w:tabs>
-        <w:ind w:right="142"/>
-        <w:rPr>
-          <w:b w:val="1"/>
-          <w:bCs w:val="1"/>
-          <w:sz w:val="18"/>
-          <w:szCs w:val="18"/>
-        </w:rPr>
-      </w:pPr>
-      <w:r>
-        <w:rPr>
-          <w:sz w:val="18"/>
-          <w:szCs w:val="18"/>
-          <w:rtl w:val="0"/>
-        </w:rPr>
-        <w:t xml:space="preserve">м.п.</w:t>
-      </w:r>
-      <w:r>
-        <w:rPr>
-          <w:rtl w:val="0"/>
-        </w:rPr>
-      </w:r>
-    </w:p>
-    <w:p>
-      <w:pPr>
-        <w:keepNext w:val="0"/>
-        <w:keepLines w:val="0"/>
-        <w:pageBreakBefore w:val="0"/>
-        <w:widowControl w:val="1"/>
-        <w:pBdr>
-          <w:top w:space="0" w:sz="0" w:val="nil"/>
-          <w:left w:space="0" w:sz="0" w:val="nil"/>
-          <w:bottom w:space="0" w:sz="0" w:val="nil"/>
-          <w:right w:space="0" w:sz="0" w:val="nil"/>
-          <w:between w:space="0" w:sz="0" w:val="nil"/>
-        </w:pBdr>
-        <w:shd w:fill="auto" w:val="clear"/>
-        <w:tabs>
-          <w:tab w:val="left" w:leader="none" w:pos="1080"/>
-        </w:tabs>
-        <w:spacing w:after="0" w:before="0" w:line="240" w:lineRule="auto"/>
-        <w:ind w:left="0" w:right="142" w:firstLine="0"/>
+        <w:ind w:left="-365.5000000000001" w:right="142" w:firstLine="0"/>
         <w:jc w:val="left"/>
         <w:rPr>
           <w:b w:val="1"/>
@@ -6864,8 +6857,8 @@
       <w:pgSz w:h="16838" w:w="11906" w:orient="portrait"/>
       <w:pgMar w:bottom="403" w:top="360" w:left="902" w:right="851" w:header="720" w:footer="720"/>
       <w:cols w:equalWidth="0" w:num="2">
-        <w:col w:space="720" w:w="4716.24"/>
-        <w:col w:space="0" w:w="4716.24"/>
+        <w:col w:space="736.5" w:w="4708"/>
+        <w:col w:space="0" w:w="4708"/>
       </w:cols>
     </w:sectPr>
   </w:body>
